--- a/public/resume/Naman_Manocha_Master_1Page_Resume.docx
+++ b/public/resume/Naman_Manocha_Master_1Page_Resume.docx
@@ -675,7 +675,7 @@
         <w:jc w:val="left"/>
       </w:pPr>
       <w:r>
-        <w:t>SQuAD QA Benchmarking &amp; NLP Research: compared BERT, BiDAF, and DistilBERT for extractive QA; fine-tuned each with standardized eval pipeline (precision, recall, F1); published research paper in IJMDES. GitResume Agent: self-built multi-agent LLM pipeline (PyPI: git-resume-agent, ~3K LOC, 21 commits) that synthesizes and adversarially verifies grounded resume bullets from git history.</w:t>
+        <w:t>SQuAD QA Benchmarking &amp; NLP Research: compared BERT, BiDAF, and DistilBERT for extractive QA; fine-tuned each with standardized eval pipeline (precision, recall, F1); published research paper in IJMDES. GitResume Agent: self-built multi-agent LLM pipeline (PyPI: git-resume-agent, ~4K LOC, 22 commits) that synthesizes and adversarially verifies grounded resume bullets from git history.</w:t>
       </w:r>
     </w:p>
     <w:p>

--- a/public/resume/Naman_Manocha_Master_1Page_Resume.docx
+++ b/public/resume/Naman_Manocha_Master_1Page_Resume.docx
@@ -675,7 +675,7 @@
         <w:jc w:val="left"/>
       </w:pPr>
       <w:r>
-        <w:t>SQuAD QA Benchmarking &amp; NLP Research: compared BERT, BiDAF, and DistilBERT for extractive QA; fine-tuned each with standardized eval pipeline (precision, recall, F1); published research paper in IJMDES. GitResume Agent: self-built multi-agent LLM pipeline (PyPI: git-resume-agent, ~4K LOC, 22 commits) that synthesizes and adversarially verifies grounded resume bullets from git history.</w:t>
+        <w:t>SQuAD QA Benchmarking &amp; NLP Research: compared BERT, BiDAF, and DistilBERT for extractive QA; fine-tuned each with standardized eval pipeline (precision, recall, F1); published research paper in IJMDES. GitResume Agent: self-built multi-agent LLM pipeline (PyPI: git-resume-agent, ~4K LOC, 23 commits) that synthesizes and adversarially verifies grounded resume bullets from git history.</w:t>
       </w:r>
     </w:p>
     <w:p>

--- a/public/resume/Naman_Manocha_Master_1Page_Resume.docx
+++ b/public/resume/Naman_Manocha_Master_1Page_Resume.docx
@@ -364,7 +364,7 @@
         </w:rPr>
         <w:t>Python, FastAPI, Next.js, Supabase/pgvector, LangGraph, Groq, OpenAI, Cloudflare R2, Kubernetes (K3s)</w:t>
         <w:br/>
-        <w:t>Solo-built, Apr–Aug 2026 — ~143K LOC across 864 files, 430 commits, 167+ test suites — OpenAI Build Week</w:t>
+        <w:t>Solo-built, Apr–Aug 2026 — ~143K LOC across 864 files, 431 commits, 167+ test suites — OpenAI Build Week</w:t>
       </w:r>
       <w:r>
         <w:rPr>

--- a/public/resume/Naman_Manocha_Master_1Page_Resume.docx
+++ b/public/resume/Naman_Manocha_Master_1Page_Resume.docx
@@ -489,7 +489,7 @@
         <w:rPr>
           <w:i/>
         </w:rPr>
-        <w:t>Python, Google ADK, LangGraph, Next.js, Firestore, Google Cloud Run  |  ~23K LOC across 131 files, 69 commits, 235+ test suite</w:t>
+        <w:t>Python, Google ADK, LangGraph, Next.js, Firestore, Google Cloud Run  |  ~23K LOC across 131 files, 70 commits, 235+ test suite</w:t>
       </w:r>
       <w:r>
         <w:rPr>

--- a/public/resume/Naman_Manocha_Master_1Page_Resume.docx
+++ b/public/resume/Naman_Manocha_Master_1Page_Resume.docx
@@ -675,7 +675,7 @@
         <w:jc w:val="left"/>
       </w:pPr>
       <w:r>
-        <w:t>SQuAD QA Benchmarking &amp; NLP Research: compared BERT, BiDAF, and DistilBERT for extractive QA; fine-tuned each with standardized eval pipeline (precision, recall, F1); published research paper in IJMDES. GitResume Agent: self-built multi-agent LLM pipeline (PyPI: git-resume-agent, ~4K LOC, 23 commits) that synthesizes and adversarially verifies grounded resume bullets from git history.</w:t>
+        <w:t>SQuAD QA Benchmarking &amp; NLP Research: compared BERT, BiDAF, and DistilBERT for extractive QA; fine-tuned each with standardized eval pipeline (precision, recall, F1); published research paper in IJMDES. GitResume Agent: self-built multi-agent LLM pipeline (PyPI: git-resume-agent, ~4K LOC, 24 commits) that synthesizes and adversarially verifies grounded resume bullets from git history.</w:t>
       </w:r>
     </w:p>
     <w:p>

--- a/public/resume/Naman_Manocha_Master_1Page_Resume.docx
+++ b/public/resume/Naman_Manocha_Master_1Page_Resume.docx
@@ -675,7 +675,7 @@
         <w:jc w:val="left"/>
       </w:pPr>
       <w:r>
-        <w:t>SQuAD QA Benchmarking &amp; NLP Research: compared BERT, BiDAF, and DistilBERT for extractive QA; fine-tuned each with standardized eval pipeline (precision, recall, F1); published research paper in IJMDES. GitResume Agent: self-built multi-agent LLM pipeline (PyPI: git-resume-agent, ~4K LOC, 24 commits) that synthesizes and adversarially verifies grounded resume bullets from git history.</w:t>
+        <w:t>SQuAD QA Benchmarking &amp; NLP Research: compared BERT, BiDAF, and DistilBERT for extractive QA; fine-tuned each with standardized eval pipeline (precision, recall, F1); published research paper in IJMDES. GitResume Agent: self-built multi-agent LLM pipeline (PyPI: git-resume-agent, ~4K LOC, 25 commits) that synthesizes and adversarially verifies grounded resume bullets from git history.</w:t>
       </w:r>
     </w:p>
     <w:p>

--- a/public/resume/Naman_Manocha_Master_1Page_Resume.docx
+++ b/public/resume/Naman_Manocha_Master_1Page_Resume.docx
@@ -675,7 +675,7 @@
         <w:jc w:val="left"/>
       </w:pPr>
       <w:r>
-        <w:t>SQuAD QA Benchmarking &amp; NLP Research: compared BERT, BiDAF, and DistilBERT for extractive QA; fine-tuned each with standardized eval pipeline (precision, recall, F1); published research paper in IJMDES. GitResume Agent: self-built multi-agent LLM pipeline (PyPI: git-resume-agent, ~4K LOC, 25 commits) that synthesizes and adversarially verifies grounded resume bullets from git history.</w:t>
+        <w:t>SQuAD QA Benchmarking &amp; NLP Research: compared BERT, BiDAF, and DistilBERT for extractive QA; fine-tuned each with standardized eval pipeline (precision, recall, F1); published research paper in IJMDES. GitResume Agent: self-built multi-agent LLM pipeline (PyPI: git-resume-agent, ~4K LOC, 26 commits) that synthesizes and adversarially verifies grounded resume bullets from git history.</w:t>
       </w:r>
     </w:p>
     <w:p>
